--- a/tfl/tables/T-EFF-02.docx
+++ b/tfl/tables/T-EFF-02.docx
@@ -1360,7 +1360,7 @@
           <w:szCs w:val="14"/>
           <w:color w:val="C0392B"/>
         </w:rPr>
-        <w:t xml:space="preserve">DRAFT — produced 2026-07-19 — synthetic data, NOT for regulatory submission</w:t>
+        <w:t xml:space="preserve">DRAFT — produced 2026-09-20 — synthetic data, NOT for regulatory submission</w:t>
       </w:r>
     </w:p>
     <w:sectPr>

--- a/tfl/tables/T-EFF-02.docx
+++ b/tfl/tables/T-EFF-02.docx
@@ -288,7 +288,7 @@
                 <w:szCs w:val="18"/>
                 <w:color w:val="FFFFFF"/>
               </w:rPr>
-              <w:t xml:space="preserve">(N=225)</w:t>
+              <w:t xml:space="preserve">(N=300)</w:t>
             </w:r>
           </w:p>
         </w:tc>
@@ -369,7 +369,7 @@
                 <w:szCs w:val="18"/>
                 <w:color w:val="FFFFFF"/>
               </w:rPr>
-              <w:t xml:space="preserve">(N=225)</w:t>
+              <w:t xml:space="preserve">(N=150)</w:t>
             </w:r>
           </w:p>
         </w:tc>
@@ -484,7 +484,7 @@
                 <w:szCs w:val="18"/>
                 <w:color w:val="000000"/>
               </w:rPr>
-              <w:t xml:space="preserve">87.9% (82.9, 91.6)</w:t>
+              <w:t xml:space="preserve">84.5% (79.9, 88.2)</w:t>
             </w:r>
           </w:p>
         </w:tc>
@@ -539,7 +539,7 @@
                 <w:szCs w:val="18"/>
                 <w:color w:val="000000"/>
               </w:rPr>
-              <w:t xml:space="preserve">80.3% (74.5, 85.0)</w:t>
+              <w:t xml:space="preserve">90.0% (83.9, 93.8)</w:t>
             </w:r>
           </w:p>
         </w:tc>
@@ -654,7 +654,7 @@
                 <w:szCs w:val="18"/>
                 <w:color w:val="000000"/>
               </w:rPr>
-              <w:t xml:space="preserve">75.3% (69.0, 80.4)</w:t>
+              <w:t xml:space="preserve">73.0% (67.6, 77.7)</w:t>
             </w:r>
           </w:p>
         </w:tc>
@@ -709,7 +709,7 @@
                 <w:szCs w:val="18"/>
                 <w:color w:val="000000"/>
               </w:rPr>
-              <w:t xml:space="preserve">60.0% (53.3, 66.1)</w:t>
+              <w:t xml:space="preserve">63.1% (54.8, 70.3)</w:t>
             </w:r>
           </w:p>
         </w:tc>
@@ -824,7 +824,7 @@
                 <w:szCs w:val="18"/>
                 <w:color w:val="000000"/>
               </w:rPr>
-              <w:t xml:space="preserve">61.1% (54.3, 67.3)</w:t>
+              <w:t xml:space="preserve">56.3% (50.3, 61.7)</w:t>
             </w:r>
           </w:p>
         </w:tc>
@@ -879,7 +879,7 @@
                 <w:szCs w:val="18"/>
                 <w:color w:val="000000"/>
               </w:rPr>
-              <w:t xml:space="preserve">36.5% (30.1, 42.9)</w:t>
+              <w:t xml:space="preserve">38.8% (30.8, 46.6)</w:t>
             </w:r>
           </w:p>
         </w:tc>
@@ -994,7 +994,7 @@
                 <w:szCs w:val="18"/>
                 <w:color w:val="000000"/>
               </w:rPr>
-              <w:t xml:space="preserve">42.2% (35.1, 49.2)</w:t>
+              <w:t xml:space="preserve">38.9% (32.8, 44.9)</w:t>
             </w:r>
           </w:p>
         </w:tc>
@@ -1049,7 +1049,7 @@
                 <w:szCs w:val="18"/>
                 <w:color w:val="000000"/>
               </w:rPr>
-              <w:t xml:space="preserve">19.9% (14.4, 26.0)</w:t>
+              <w:t xml:space="preserve">19.4% (12.9, 27.0)</w:t>
             </w:r>
           </w:p>
         </w:tc>
@@ -1164,7 +1164,7 @@
                 <w:szCs w:val="18"/>
                 <w:color w:val="000000"/>
               </w:rPr>
-              <w:t xml:space="preserve">28.5% (21.2, 36.2)</w:t>
+              <w:t xml:space="preserve">29.4% (22.7, 36.4)</w:t>
             </w:r>
           </w:p>
         </w:tc>
@@ -1219,7 +1219,7 @@
                 <w:szCs w:val="18"/>
                 <w:color w:val="000000"/>
               </w:rPr>
-              <w:t xml:space="preserve">15.3% (9.7, 21.9)</w:t>
+              <w:t xml:space="preserve">14.7% (8.8, 22.1)</w:t>
             </w:r>
           </w:p>
         </w:tc>
